--- a/rapports/2026-06-06/EQ25/EQ25_sup_v2/DR_032202050007/94-09-24-70.docx
+++ b/rapports/2026-06-06/EQ25/EQ25_sup_v2/DR_032202050007/94-09-24-70.docx
@@ -297,7 +297,7 @@
           <w:color w:val="1F6FEB"/>
           <w:sz w:val="22"/>
         </w:rPr>
-        <w:t>⚠ INCOHÉRENCES À CORRIGER (68)</w:t>
+        <w:t>⚠ INCOHÉRENCES À CORRIGER (64)</w:t>
       </w:r>
     </w:p>
     <w:tbl>
@@ -814,7 +814,7 @@
                 <w:color w:val="16A34A"/>
                 <w:sz w:val="16"/>
               </w:rPr>
-              <w:t>—</w:t>
+              <w:t>s00q10, s01q35, s01q36, s01q37, s02q04, s02q15, s01q00b, s02q17_code</w:t>
             </w:r>
           </w:p>
         </w:tc>
@@ -845,7 +845,7 @@
                 <w:i w:val="0"/>
                 <w:sz w:val="17"/>
               </w:rPr>
-              <w:t>Incohérence!!! seulement les écoles privées paient les frais de scolarité (y compris les frais d'inscription).</w:t>
+              <w:t>Avertissement!!! L'âge (25 ans) de Sokhna Daba Fall avec son niveau d'étude (5ème année Primaire) semble incoherent, veuillez confirmer cette information avec le QG ou corriger l'incohérence.</w:t>
             </w:r>
           </w:p>
         </w:tc>
@@ -968,7 +968,7 @@
                 <w:i w:val="0"/>
                 <w:sz w:val="16"/>
               </w:rPr>
-              <w:t>S02</w:t>
+              <w:t>S07</w:t>
               <w:br/>
             </w:r>
             <w:r>
@@ -978,7 +978,7 @@
                 <w:color w:val="64748B"/>
                 <w:sz w:val="14"/>
               </w:rPr>
-              <w:t>Éducation</w:t>
+              <w:t>Consommation alimentaire</w:t>
             </w:r>
           </w:p>
         </w:tc>
@@ -994,7 +994,7 @@
                 <w:color w:val="16A34A"/>
                 <w:sz w:val="16"/>
               </w:rPr>
-              <w:t>s00q10, s01q35, s01q36, s01q37, s02q04, s02q15, s01q00b, s02q17_code</w:t>
+              <w:t>s00q27, s01q00a, s01q12, s01q13, s02q04, s03q11, s03q12, s01q01</w:t>
             </w:r>
           </w:p>
         </w:tc>
@@ -1025,7 +1025,7 @@
                 <w:i w:val="0"/>
                 <w:sz w:val="17"/>
               </w:rPr>
-              <w:t>Avertissement!!! L'âge (25 ans) de Sokhna Daba Fall avec son niveau d'étude (5ème année Primaire) semble incoherent, veuillez confirmer cette information avec le QG ou corriger l'incohérence.</w:t>
+              <w:t>Avertissement!!! Le ménage a consommé 70 Sachets de Petit de Poivre  ce qui semble incoherent pour une consommation aucours des 7 derniers jours, prière de verifier et corriger.</w:t>
             </w:r>
           </w:p>
         </w:tc>
@@ -1058,7 +1058,7 @@
                 <w:i w:val="0"/>
                 <w:sz w:val="16"/>
               </w:rPr>
-              <w:t>S07</w:t>
+              <w:t>S10</w:t>
               <w:br/>
             </w:r>
             <w:r>
@@ -1068,7 +1068,7 @@
                 <w:color w:val="64748B"/>
                 <w:sz w:val="14"/>
               </w:rPr>
-              <w:t>Consommation alimentaire</w:t>
+              <w:t>Logement</w:t>
             </w:r>
           </w:p>
         </w:tc>
@@ -1084,7 +1084,7 @@
                 <w:color w:val="16A34A"/>
                 <w:sz w:val="16"/>
               </w:rPr>
-              <w:t>s00q27, s01q00a, s01q12, s01q13, s02q04, s03q11, s03q12, s01q01</w:t>
+              <w:t>s10q46, s10q47</w:t>
             </w:r>
           </w:p>
         </w:tc>
@@ -1115,7 +1115,7 @@
                 <w:i w:val="0"/>
                 <w:sz w:val="17"/>
               </w:rPr>
-              <w:t>Avertissement!!! Le ménage a consommé 70 Sachets de Petit de Poivre  ce qui semble incoherent pour une consommation aucours des 7 derniers jours, prière de verifier et corriger.</w:t>
+              <w:t>Incohérence!! L'entreprise Vendeuse de poisson dit avoir réçu une somme sur la revente de ces marchandises achetées et revendues en état (s10q46 est differnt de 0) mais n'a depensé aucune somme sur l'achat des marchandises revendues en état (s10q47==0), prière de fournir plus d'effort pour estimer le montant obtenu sur la depense de ces marchandises achetées et revendues en état.</w:t>
             </w:r>
           </w:p>
         </w:tc>
@@ -1148,7 +1148,7 @@
                 <w:i w:val="0"/>
                 <w:sz w:val="16"/>
               </w:rPr>
-              <w:t>S10</w:t>
+              <w:t>S20</w:t>
               <w:br/>
             </w:r>
             <w:r>
@@ -1158,7 +1158,7 @@
                 <w:color w:val="64748B"/>
                 <w:sz w:val="14"/>
               </w:rPr>
-              <w:t>Logement</w:t>
+              <w:t>Gouvernance / autres</w:t>
             </w:r>
           </w:p>
         </w:tc>
@@ -1174,7 +1174,7 @@
                 <w:color w:val="16A34A"/>
                 <w:sz w:val="16"/>
               </w:rPr>
-              <w:t>s10q46, s10q47</w:t>
+              <w:t>—</w:t>
             </w:r>
           </w:p>
         </w:tc>
@@ -1205,7 +1205,7 @@
                 <w:i w:val="0"/>
                 <w:sz w:val="17"/>
               </w:rPr>
-              <w:t>Incohérence!! L'entreprise Vendeuse de poisson dit avoir réçu une somme sur la revente de ces marchandises achetées et revendues en état (s10q46 est differnt de 0) mais n'a depensé aucune somme sur l'achat des marchandises revendues en état (s10q47==0), prière de fournir plus d'effort pour estimer le montant obtenu sur la depense de ces marchandises achetées et revendues en état.</w:t>
+              <w:t>Incohérence détectée ! Le ménage a précédemment déclaré vivre « Bien » ou « Assez bien » selon son revenu en 20A.02.</w:t>
             </w:r>
           </w:p>
         </w:tc>
@@ -1220,10 +1220,10 @@
               <w:rPr>
                 <w:b/>
                 <w:i w:val="0"/>
-                <w:color w:val="DC2626"/>
+                <w:color w:val="EA580C"/>
                 <w:sz w:val="16"/>
               </w:rPr>
-              <w:t>Haute</w:t>
+              <w:t>Moyenne</w:t>
             </w:r>
           </w:p>
         </w:tc>
@@ -1238,7 +1238,7 @@
                 <w:i w:val="0"/>
                 <w:sz w:val="16"/>
               </w:rPr>
-              <w:t>S20</w:t>
+              <w:t>S00</w:t>
               <w:br/>
             </w:r>
             <w:r>
@@ -1248,7 +1248,7 @@
                 <w:color w:val="64748B"/>
                 <w:sz w:val="14"/>
               </w:rPr>
-              <w:t>Gouvernance / autres</w:t>
+              <w:t>Identification</w:t>
             </w:r>
           </w:p>
         </w:tc>
@@ -1264,7 +1264,7 @@
                 <w:color w:val="16A34A"/>
                 <w:sz w:val="16"/>
               </w:rPr>
-              <w:t>—</w:t>
+              <w:t>s00q27</w:t>
             </w:r>
           </w:p>
         </w:tc>
@@ -1295,7 +1295,7 @@
                 <w:i w:val="0"/>
                 <w:sz w:val="17"/>
               </w:rPr>
-              <w:t>Incohérence détectée ! Le ménage a précédemment déclaré vivre « Bien » ou « Assez bien » selon son revenu en 20A.02.</w:t>
+              <w:t>Le questionnaire semble ne pas être complètement fini mais le questionnaire est en statut complet, prière de compléter le questionnaire.</w:t>
             </w:r>
           </w:p>
         </w:tc>
@@ -1354,7 +1354,7 @@
                 <w:color w:val="16A34A"/>
                 <w:sz w:val="16"/>
               </w:rPr>
-              <w:t>s00q27</w:t>
+              <w:t>—</w:t>
             </w:r>
           </w:p>
         </w:tc>
@@ -1385,7 +1385,7 @@
                 <w:i w:val="0"/>
                 <w:sz w:val="17"/>
               </w:rPr>
-              <w:t>Le questionnaire semble ne pas être complètement fini mais le questionnaire est en statut complet, prière de compléter le questionnaire.</w:t>
+              <w:t>L'adresse ou la localisation du ménage doit être bien renseignée, ne doit pas contenir des numéros de téléphone et elle semble courte pour être une adresse.</w:t>
             </w:r>
           </w:p>
         </w:tc>
@@ -1475,7 +1475,7 @@
                 <w:i w:val="0"/>
                 <w:sz w:val="17"/>
               </w:rPr>
-              <w:t>L'adresse ou la localisation du ménage doit être bien renseignée, ne doit pas contenir des numéros de téléphone et elle semble courte pour être une adresse.</w:t>
+              <w:t>Prière de renseigner la bonne adresse.</w:t>
             </w:r>
           </w:p>
         </w:tc>
@@ -1508,7 +1508,7 @@
                 <w:i w:val="0"/>
                 <w:sz w:val="16"/>
               </w:rPr>
-              <w:t>S00</w:t>
+              <w:t>S01</w:t>
               <w:br/>
             </w:r>
             <w:r>
@@ -1518,7 +1518,7 @@
                 <w:color w:val="64748B"/>
                 <w:sz w:val="14"/>
               </w:rPr>
-              <w:t>Identification</w:t>
+              <w:t>Démographie</w:t>
             </w:r>
           </w:p>
         </w:tc>
@@ -1565,7 +1565,7 @@
                 <w:i w:val="0"/>
                 <w:sz w:val="17"/>
               </w:rPr>
-              <w:t>Prière de renseigner la bonne adresse.</w:t>
+              <w:t>Prière de verifier l'information donnée par Coumba Diouf ou corriger au niveau de la section 1.</w:t>
             </w:r>
           </w:p>
         </w:tc>
@@ -1655,7 +1655,7 @@
                 <w:i w:val="0"/>
                 <w:sz w:val="17"/>
               </w:rPr>
-              <w:t>Prière de verifier l'information donnée par Coumba Diouf ou corriger au niveau de la section 1.</w:t>
+              <w:t>Prière de verifier l'information donnée par Fallou Diouf ou corriger au niveau de la section 1.</w:t>
             </w:r>
           </w:p>
         </w:tc>
@@ -1714,7 +1714,7 @@
                 <w:color w:val="16A34A"/>
                 <w:sz w:val="16"/>
               </w:rPr>
-              <w:t>—</w:t>
+              <w:t>s01q10_1</w:t>
             </w:r>
           </w:p>
         </w:tc>
@@ -1745,367 +1745,7 @@
                 <w:i w:val="0"/>
                 <w:sz w:val="17"/>
               </w:rPr>
-              <w:t>Prière de verifier l'information donnée par Fallou Diouf ou corriger au niveau de la section 1.</w:t>
-            </w:r>
-          </w:p>
-        </w:tc>
-      </w:tr>
-      <w:tr>
-        <w:tc>
-          <w:tcPr>
-            <w:tcW w:type="dxa" w:w="964"/>
-          </w:tcPr>
-          <w:p>
-            <w:r>
-              <w:rPr>
-                <w:b/>
-                <w:i w:val="0"/>
-                <w:color w:val="EA580C"/>
-                <w:sz w:val="16"/>
-              </w:rPr>
-              <w:t>Moyenne</w:t>
-            </w:r>
-          </w:p>
-        </w:tc>
-        <w:tc>
-          <w:tcPr>
-            <w:tcW w:type="dxa" w:w="1247"/>
-          </w:tcPr>
-          <w:p>
-            <w:r>
-              <w:rPr>
-                <w:b/>
-                <w:i w:val="0"/>
-                <w:sz w:val="16"/>
-              </w:rPr>
-              <w:t>S01</w:t>
-              <w:br/>
-            </w:r>
-            <w:r>
-              <w:rPr>
-                <w:b w:val="0"/>
-                <w:i w:val="0"/>
-                <w:color w:val="64748B"/>
-                <w:sz w:val="14"/>
-              </w:rPr>
-              <w:t>Démographie</w:t>
-            </w:r>
-          </w:p>
-        </w:tc>
-        <w:tc>
-          <w:tcPr>
-            <w:tcW w:type="dxa" w:w="1531"/>
-          </w:tcPr>
-          <w:p>
-            <w:r>
-              <w:rPr>
-                <w:b/>
-                <w:i w:val="0"/>
-                <w:color w:val="16A34A"/>
-                <w:sz w:val="16"/>
-              </w:rPr>
-              <w:t>s01q10_1</w:t>
-            </w:r>
-          </w:p>
-        </w:tc>
-        <w:tc>
-          <w:tcPr>
-            <w:tcW w:type="dxa" w:w="1191"/>
-          </w:tcPr>
-          <w:p>
-            <w:r>
-              <w:rPr>
-                <w:b w:val="0"/>
-                <w:i w:val="0"/>
-                <w:color w:val="64748B"/>
-                <w:sz w:val="16"/>
-              </w:rPr>
-              <w:t>GT-CQ</w:t>
-            </w:r>
-          </w:p>
-        </w:tc>
-        <w:tc>
-          <w:tcPr>
-            <w:tcW w:type="dxa" w:w="4706"/>
-          </w:tcPr>
-          <w:p>
-            <w:r>
-              <w:rPr>
-                <w:b w:val="0"/>
-                <w:i w:val="0"/>
-                <w:sz w:val="17"/>
-              </w:rPr>
               <w:t>La taille du ménage lors de l'enquête principale (11) de ce ménage est inférieur à la taille du denombrement (15), prière de fournir des explications concrètes ou aller revisiter le ménage.</w:t>
-            </w:r>
-          </w:p>
-        </w:tc>
-      </w:tr>
-      <w:tr>
-        <w:tc>
-          <w:tcPr>
-            <w:tcW w:type="dxa" w:w="964"/>
-          </w:tcPr>
-          <w:p>
-            <w:r>
-              <w:rPr>
-                <w:b/>
-                <w:i w:val="0"/>
-                <w:color w:val="EA580C"/>
-                <w:sz w:val="16"/>
-              </w:rPr>
-              <w:t>Moyenne</w:t>
-            </w:r>
-          </w:p>
-        </w:tc>
-        <w:tc>
-          <w:tcPr>
-            <w:tcW w:type="dxa" w:w="1247"/>
-          </w:tcPr>
-          <w:p>
-            <w:r>
-              <w:rPr>
-                <w:b/>
-                <w:i w:val="0"/>
-                <w:sz w:val="16"/>
-              </w:rPr>
-              <w:t>S02</w:t>
-              <w:br/>
-            </w:r>
-            <w:r>
-              <w:rPr>
-                <w:b w:val="0"/>
-                <w:i w:val="0"/>
-                <w:color w:val="64748B"/>
-                <w:sz w:val="14"/>
-              </w:rPr>
-              <w:t>Éducation</w:t>
-            </w:r>
-          </w:p>
-        </w:tc>
-        <w:tc>
-          <w:tcPr>
-            <w:tcW w:type="dxa" w:w="1531"/>
-          </w:tcPr>
-          <w:p>
-            <w:r>
-              <w:rPr>
-                <w:b/>
-                <w:i w:val="0"/>
-                <w:color w:val="16A34A"/>
-                <w:sz w:val="16"/>
-              </w:rPr>
-              <w:t>—</w:t>
-            </w:r>
-          </w:p>
-        </w:tc>
-        <w:tc>
-          <w:tcPr>
-            <w:tcW w:type="dxa" w:w="1191"/>
-          </w:tcPr>
-          <w:p>
-            <w:r>
-              <w:rPr>
-                <w:b w:val="0"/>
-                <w:i w:val="0"/>
-                <w:color w:val="64748B"/>
-                <w:sz w:val="16"/>
-              </w:rPr>
-              <w:t>GT-CQ</w:t>
-            </w:r>
-          </w:p>
-        </w:tc>
-        <w:tc>
-          <w:tcPr>
-            <w:tcW w:type="dxa" w:w="4706"/>
-          </w:tcPr>
-          <w:p>
-            <w:r>
-              <w:rPr>
-                <w:b w:val="0"/>
-                <w:i w:val="0"/>
-                <w:sz w:val="17"/>
-              </w:rPr>
-              <w:t>veuillez, s'il vous plait, confirmer les frais de scolarité ( 5000 FCFA) payée de Massar Faye avec le QG ou apporter les corrections nécessaires.</w:t>
-            </w:r>
-          </w:p>
-        </w:tc>
-      </w:tr>
-      <w:tr>
-        <w:tc>
-          <w:tcPr>
-            <w:tcW w:type="dxa" w:w="964"/>
-          </w:tcPr>
-          <w:p>
-            <w:r>
-              <w:rPr>
-                <w:b/>
-                <w:i w:val="0"/>
-                <w:color w:val="EA580C"/>
-                <w:sz w:val="16"/>
-              </w:rPr>
-              <w:t>Moyenne</w:t>
-            </w:r>
-          </w:p>
-        </w:tc>
-        <w:tc>
-          <w:tcPr>
-            <w:tcW w:type="dxa" w:w="1247"/>
-          </w:tcPr>
-          <w:p>
-            <w:r>
-              <w:rPr>
-                <w:b/>
-                <w:i w:val="0"/>
-                <w:sz w:val="16"/>
-              </w:rPr>
-              <w:t>S02</w:t>
-              <w:br/>
-            </w:r>
-            <w:r>
-              <w:rPr>
-                <w:b w:val="0"/>
-                <w:i w:val="0"/>
-                <w:color w:val="64748B"/>
-                <w:sz w:val="14"/>
-              </w:rPr>
-              <w:t>Éducation</w:t>
-            </w:r>
-          </w:p>
-        </w:tc>
-        <w:tc>
-          <w:tcPr>
-            <w:tcW w:type="dxa" w:w="1531"/>
-          </w:tcPr>
-          <w:p>
-            <w:r>
-              <w:rPr>
-                <w:b/>
-                <w:i w:val="0"/>
-                <w:color w:val="16A34A"/>
-                <w:sz w:val="16"/>
-              </w:rPr>
-              <w:t>—</w:t>
-            </w:r>
-          </w:p>
-        </w:tc>
-        <w:tc>
-          <w:tcPr>
-            <w:tcW w:type="dxa" w:w="1191"/>
-          </w:tcPr>
-          <w:p>
-            <w:r>
-              <w:rPr>
-                <w:b w:val="0"/>
-                <w:i w:val="0"/>
-                <w:color w:val="64748B"/>
-                <w:sz w:val="16"/>
-              </w:rPr>
-              <w:t>GT-CQ</w:t>
-            </w:r>
-          </w:p>
-        </w:tc>
-        <w:tc>
-          <w:tcPr>
-            <w:tcW w:type="dxa" w:w="4706"/>
-          </w:tcPr>
-          <w:p>
-            <w:r>
-              <w:rPr>
-                <w:b w:val="0"/>
-                <w:i w:val="0"/>
-                <w:sz w:val="17"/>
-              </w:rPr>
-              <w:t>veuillez, s'il vous plait, confirmer les frais de scolarité ( 5000 FCFA) payée de Moustapha Fall avec le QG ou apporter les corrections nécessaires.</w:t>
-            </w:r>
-          </w:p>
-        </w:tc>
-      </w:tr>
-      <w:tr>
-        <w:tc>
-          <w:tcPr>
-            <w:tcW w:type="dxa" w:w="964"/>
-          </w:tcPr>
-          <w:p>
-            <w:r>
-              <w:rPr>
-                <w:b/>
-                <w:i w:val="0"/>
-                <w:color w:val="EA580C"/>
-                <w:sz w:val="16"/>
-              </w:rPr>
-              <w:t>Moyenne</w:t>
-            </w:r>
-          </w:p>
-        </w:tc>
-        <w:tc>
-          <w:tcPr>
-            <w:tcW w:type="dxa" w:w="1247"/>
-          </w:tcPr>
-          <w:p>
-            <w:r>
-              <w:rPr>
-                <w:b/>
-                <w:i w:val="0"/>
-                <w:sz w:val="16"/>
-              </w:rPr>
-              <w:t>S02</w:t>
-              <w:br/>
-            </w:r>
-            <w:r>
-              <w:rPr>
-                <w:b w:val="0"/>
-                <w:i w:val="0"/>
-                <w:color w:val="64748B"/>
-                <w:sz w:val="14"/>
-              </w:rPr>
-              <w:t>Éducation</w:t>
-            </w:r>
-          </w:p>
-        </w:tc>
-        <w:tc>
-          <w:tcPr>
-            <w:tcW w:type="dxa" w:w="1531"/>
-          </w:tcPr>
-          <w:p>
-            <w:r>
-              <w:rPr>
-                <w:b/>
-                <w:i w:val="0"/>
-                <w:color w:val="16A34A"/>
-                <w:sz w:val="16"/>
-              </w:rPr>
-              <w:t>—</w:t>
-            </w:r>
-          </w:p>
-        </w:tc>
-        <w:tc>
-          <w:tcPr>
-            <w:tcW w:type="dxa" w:w="1191"/>
-          </w:tcPr>
-          <w:p>
-            <w:r>
-              <w:rPr>
-                <w:b w:val="0"/>
-                <w:i w:val="0"/>
-                <w:color w:val="64748B"/>
-                <w:sz w:val="16"/>
-              </w:rPr>
-              <w:t>GT-CQ</w:t>
-            </w:r>
-          </w:p>
-        </w:tc>
-        <w:tc>
-          <w:tcPr>
-            <w:tcW w:type="dxa" w:w="4706"/>
-          </w:tcPr>
-          <w:p>
-            <w:r>
-              <w:rPr>
-                <w:b w:val="0"/>
-                <w:i w:val="0"/>
-                <w:sz w:val="17"/>
-              </w:rPr>
-              <w:t>veuillez, s'il vous plait, confirmer les frais de scolarité ( 6500 FCFA) payée de Coumba Diouf avec le QG ou apporter les corrections nécessaires.</w:t>
             </w:r>
           </w:p>
         </w:tc>
